--- a/test/docx/golden/nested_anchors_in_header.docx
+++ b/test/docx/golden/nested_anchors_in_header.docx
@@ -2,7 +2,7 @@
 <file path=word/document.xml><?xml version="1.0" encoding="utf-8"?>
 <w:document xmlns:w="http://schemas.openxmlformats.org/wordprocessingml/2006/main" xmlns:m="http://schemas.openxmlformats.org/officeDocument/2006/math" xmlns:r="http://schemas.openxmlformats.org/officeDocument/2006/relationships" xmlns:o="urn:schemas-microsoft-com:office:office" xmlns:v="urn:schemas-microsoft-com:vml" xmlns:w10="urn:schemas-microsoft-com:office:word" xmlns:a="http://schemas.openxmlformats.org/drawingml/2006/main" xmlns:pic="http://schemas.openxmlformats.org/drawingml/2006/picture" xmlns:wp="http://schemas.openxmlformats.org/drawingml/2006/wordprocessingDrawing">
   <w:body>
-    <w:bookmarkStart w:id="9" w:name="оглавление"/>
+    <w:bookmarkStart w:id="9" w:name="_оглавление"/>
     <w:p>
       <w:pPr>
         <w:pStyle w:val="Heading1"/>
@@ -15,7 +15,7 @@
       <w:pPr>
         <w:pStyle w:val="FirstParagraph"/>
       </w:pPr>
-      <w:hyperlink w:anchor="short-instructions">
+      <w:hyperlink w:anchor="_1ba351948aa77ce788b15a1f17d938647be07fe">
         <w:r>
           <w:rPr>
             <w:rStyle w:val="Hyperlink"/>
@@ -28,7 +28,7 @@
           </w:rPr>
           <w:t xml:space="preserve"> </w:t>
         </w:r>
-        <w:hyperlink w:anchor="short-instructions">
+        <w:hyperlink w:anchor="_1ba351948aa77ce788b15a1f17d938647be07fe">
           <w:r>
             <w:rPr>
               <w:rStyle w:val="Hyperlink"/>
@@ -42,7 +42,7 @@
       <w:pPr>
         <w:pStyle w:val="BodyText"/>
       </w:pPr>
-      <w:hyperlink w:anchor="some-instructions">
+      <w:hyperlink w:anchor="_5f018432d75d6e2faae0ff6c2e2a904a457d79d">
         <w:r>
           <w:rPr>
             <w:rStyle w:val="Hyperlink"/>
@@ -55,7 +55,7 @@
           </w:rPr>
           <w:t xml:space="preserve"> </w:t>
         </w:r>
-        <w:hyperlink w:anchor="some-instructions">
+        <w:hyperlink w:anchor="_5f018432d75d6e2faae0ff6c2e2a904a457d79d">
           <w:r>
             <w:rPr>
               <w:rStyle w:val="Hyperlink"/>
@@ -69,7 +69,7 @@
       <w:pPr>
         <w:pStyle w:val="BodyText"/>
       </w:pPr>
-      <w:hyperlink w:anchor="X49da2d776f7a640cd76098979e5788f8119bc44">
+      <w:hyperlink w:anchor="_49da2d776f7a640cd76098979e5788f8119bc44">
         <w:r>
           <w:rPr>
             <w:rStyle w:val="Hyperlink"/>
@@ -82,7 +82,7 @@
           </w:rPr>
           <w:t xml:space="preserve"> </w:t>
         </w:r>
-        <w:hyperlink w:anchor="X49da2d776f7a640cd76098979e5788f8119bc44">
+        <w:hyperlink w:anchor="_49da2d776f7a640cd76098979e5788f8119bc44">
           <w:r>
             <w:rPr>
               <w:rStyle w:val="Hyperlink"/>
@@ -96,7 +96,7 @@
       <w:pPr>
         <w:pStyle w:val="BodyText"/>
       </w:pPr>
-      <w:hyperlink w:anchor="Xb95b585046f38c7739779215f99b6b21152b861">
+      <w:hyperlink w:anchor="_b95b585046f38c7739779215f99b6b21152b861">
         <w:r>
           <w:rPr>
             <w:rStyle w:val="Hyperlink"/>
@@ -109,7 +109,7 @@
           </w:rPr>
           <w:t xml:space="preserve"> </w:t>
         </w:r>
-        <w:hyperlink w:anchor="Xb95b585046f38c7739779215f99b6b21152b861">
+        <w:hyperlink w:anchor="_b95b585046f38c7739779215f99b6b21152b861">
           <w:r>
             <w:rPr>
               <w:rStyle w:val="Hyperlink"/>
@@ -120,7 +120,7 @@
       </w:hyperlink>
     </w:p>
     <w:bookmarkEnd w:id="9"/>
-    <w:bookmarkStart w:id="10" w:name="short-instructions"/>
+    <w:bookmarkStart w:id="10" w:name="_1ba351948aa77ce788b15a1f17d938647be07fe"/>
     <w:p>
       <w:pPr>
         <w:pStyle w:val="Heading1"/>
@@ -133,7 +133,7 @@
       <w:pPr>
         <w:pStyle w:val="FirstParagraph"/>
       </w:pPr>
-      <w:hyperlink w:anchor="X49da2d776f7a640cd76098979e5788f8119bc44">
+      <w:hyperlink w:anchor="_49da2d776f7a640cd76098979e5788f8119bc44">
         <w:r>
           <w:rPr>
             <w:rStyle w:val="Hyperlink"/>
@@ -154,7 +154,7 @@
       <w:pPr>
         <w:pStyle w:val="BodyText"/>
       </w:pPr>
-      <w:hyperlink w:anchor="Xb95b585046f38c7739779215f99b6b21152b861">
+      <w:hyperlink w:anchor="_b95b585046f38c7739779215f99b6b21152b861">
         <w:r>
           <w:rPr>
             <w:rStyle w:val="Hyperlink"/>
@@ -164,7 +164,7 @@
       </w:hyperlink>
     </w:p>
     <w:bookmarkEnd w:id="10"/>
-    <w:bookmarkStart w:id="13" w:name="some-instructions"/>
+    <w:bookmarkStart w:id="13" w:name="_5f018432d75d6e2faae0ff6c2e2a904a457d79d"/>
     <w:p>
       <w:pPr>
         <w:pStyle w:val="Heading1"/>
@@ -181,7 +181,7 @@
         <w:t xml:space="preserve">Lines</w:t>
       </w:r>
     </w:p>
-    <w:bookmarkStart w:id="11" w:name="X49da2d776f7a640cd76098979e5788f8119bc44"/>
+    <w:bookmarkStart w:id="11" w:name="_49da2d776f7a640cd76098979e5788f8119bc44"/>
     <w:p>
       <w:pPr>
         <w:pStyle w:val="Heading2"/>
@@ -199,7 +199,7 @@
       </w:r>
     </w:p>
     <w:bookmarkEnd w:id="11"/>
-    <w:bookmarkStart w:id="12" w:name="Xb95b585046f38c7739779215f99b6b21152b861"/>
+    <w:bookmarkStart w:id="12" w:name="_b95b585046f38c7739779215f99b6b21152b861"/>
     <w:p>
       <w:pPr>
         <w:pStyle w:val="Heading2"/>
